--- a/documents/training/TRN-2025-001_WMS_SAP_Integration_Guide.docx
+++ b/documents/training/TRN-2025-001_WMS_SAP_Integration_Guide.docx
@@ -2321,7 +2321,7 @@
           <w:sz w:val="21"/>
           <w:szCs w:val="21"/>
         </w:rPr>
-        <w:t xml:space="preserve">Until automated monitoring is fully deployed (Project CLARITY), all DC supervisors must perform a daily manual sync check:</w:t>
+        <w:t xml:space="preserve">Until automated monitoring is fully deployed (Project Qlarity), all DC supervisors must perform a daily manual sync check:</w:t>
       </w:r>
     </w:p>
     <w:p>
